--- a/all tools separate/CRA_Project/data/renewal_drafts/summary_report_C-1002.docx
+++ b/all tools separate/CRA_Project/data/renewal_drafts/summary_report_C-1002.docx
@@ -20,7 +20,7 @@
     </w:p>
     <w:p>
       <w:r>
-        <w:t>Generated     : 2026-05-19 18:07 UTC</w:t>
+        <w:t>Generated     : 2026-05-26 11:18 UTC</w:t>
       </w:r>
     </w:p>
     <w:p>
